--- a/HR Documents/templates/Employee Performance Evaluation Form - INJAAZ (before placeholders).docx
+++ b/HR Documents/templates/Employee Performance Evaluation Form - INJAAZ (before placeholders).docx
@@ -66,7 +66,7 @@
                     <a:graphicData uri="http://schemas.openxmlformats.org/drawingml/2006/picture">
                       <pic:pic>
                         <pic:nvPicPr>
-                          <pic:cNvPr id="0" name="logo.png"/>
+                          <pic:cNvPr id="0" name="image.png"/>
                           <pic:cNvPicPr/>
                         </pic:nvPicPr>
                         <pic:blipFill>
@@ -148,14 +148,9 @@
             <w:tcW w:w="3646" w:type="dxa"/>
           </w:tcPr>
           <w:p>
-            <w:pPr>
-              <w:rPr>
-                <w:b/>
-                <w:bCs/>
-                <w:sz w:val="20"/>
-                <w:szCs w:val="20"/>
-              </w:rPr>
-            </w:pPr>
+            <w:r>
+              <w:t>{{ employee_name }}</w:t>
+            </w:r>
           </w:p>
         </w:tc>
         <w:tc>
@@ -187,7 +182,11 @@
           <w:tcPr>
             <w:tcW w:w="2403" w:type="dxa"/>
           </w:tcPr>
-          <w:p/>
+          <w:p>
+            <w:r>
+              <w:t>{{ date_of_evaluation }}</w:t>
+            </w:r>
+          </w:p>
         </w:tc>
       </w:tr>
       <w:tr>
@@ -242,14 +241,9 @@
             <w:tcW w:w="3646" w:type="dxa"/>
           </w:tcPr>
           <w:p>
-            <w:pPr>
-              <w:rPr>
-                <w:b/>
-                <w:bCs/>
-                <w:sz w:val="20"/>
-                <w:szCs w:val="20"/>
-              </w:rPr>
-            </w:pPr>
+            <w:r>
+              <w:t>{{ employee_id }}</w:t>
+            </w:r>
           </w:p>
         </w:tc>
         <w:tc>
@@ -281,7 +275,11 @@
           <w:tcPr>
             <w:tcW w:w="2403" w:type="dxa"/>
           </w:tcPr>
-          <w:p/>
+          <w:p>
+            <w:r>
+              <w:t>{{ date_of_joining }}</w:t>
+            </w:r>
+          </w:p>
         </w:tc>
       </w:tr>
       <w:tr>
@@ -318,14 +316,9 @@
             <w:tcW w:w="3646" w:type="dxa"/>
           </w:tcPr>
           <w:p>
-            <w:pPr>
-              <w:rPr>
-                <w:b/>
-                <w:bCs/>
-                <w:sz w:val="20"/>
-                <w:szCs w:val="20"/>
-              </w:rPr>
-            </w:pPr>
+            <w:r>
+              <w:t>{{ department }}</w:t>
+            </w:r>
           </w:p>
         </w:tc>
         <w:tc>
@@ -358,9 +351,9 @@
             <w:tcW w:w="2403" w:type="dxa"/>
           </w:tcPr>
           <w:p>
-            <w:pPr>
-              <w:ind w:firstLine="720"/>
-            </w:pPr>
+            <w:r>
+              <w:t>{{ designation }}</w:t>
+            </w:r>
           </w:p>
         </w:tc>
       </w:tr>
@@ -425,7 +418,11 @@
             <w:tcW w:w="8163" w:type="dxa"/>
             <w:gridSpan w:val="3"/>
           </w:tcPr>
-          <w:p/>
+          <w:p>
+            <w:r>
+              <w:t>{{ evaluation_done_by }}</w:t>
+            </w:r>
+          </w:p>
         </w:tc>
       </w:tr>
     </w:tbl>
@@ -920,9 +917,9 @@
             <w:tcW w:w="1047" w:type="dxa"/>
           </w:tcPr>
           <w:p>
-            <w:pPr>
-              <w:pStyle w:val="NoSpacing"/>
-            </w:pPr>
+            <w:r>
+              <w:t>{{ score_01 }}</w:t>
+            </w:r>
           </w:p>
         </w:tc>
       </w:tr>
@@ -1004,9 +1001,9 @@
             <w:tcW w:w="1047" w:type="dxa"/>
           </w:tcPr>
           <w:p>
-            <w:pPr>
-              <w:pStyle w:val="NoSpacing"/>
-            </w:pPr>
+            <w:r>
+              <w:t>{{ score_02 }}</w:t>
+            </w:r>
           </w:p>
         </w:tc>
       </w:tr>
@@ -1098,9 +1095,9 @@
             <w:tcW w:w="1047" w:type="dxa"/>
           </w:tcPr>
           <w:p>
-            <w:pPr>
-              <w:pStyle w:val="NoSpacing"/>
-            </w:pPr>
+            <w:r>
+              <w:t>{{ score_03 }}</w:t>
+            </w:r>
           </w:p>
         </w:tc>
       </w:tr>
@@ -1164,9 +1161,9 @@
             <w:tcW w:w="1047" w:type="dxa"/>
           </w:tcPr>
           <w:p>
-            <w:pPr>
-              <w:pStyle w:val="NoSpacing"/>
-            </w:pPr>
+            <w:r>
+              <w:t>{{ score_04 }}</w:t>
+            </w:r>
           </w:p>
         </w:tc>
       </w:tr>
@@ -1252,9 +1249,9 @@
             <w:tcW w:w="1047" w:type="dxa"/>
           </w:tcPr>
           <w:p>
-            <w:pPr>
-              <w:pStyle w:val="NoSpacing"/>
-            </w:pPr>
+            <w:r>
+              <w:t>{{ score_05 }}</w:t>
+            </w:r>
           </w:p>
         </w:tc>
       </w:tr>
@@ -1318,9 +1315,9 @@
             <w:tcW w:w="1047" w:type="dxa"/>
           </w:tcPr>
           <w:p>
-            <w:pPr>
-              <w:pStyle w:val="NoSpacing"/>
-            </w:pPr>
+            <w:r>
+              <w:t>{{ score_06 }}</w:t>
+            </w:r>
           </w:p>
         </w:tc>
       </w:tr>
@@ -1384,9 +1381,9 @@
             <w:tcW w:w="1047" w:type="dxa"/>
           </w:tcPr>
           <w:p>
-            <w:pPr>
-              <w:pStyle w:val="NoSpacing"/>
-            </w:pPr>
+            <w:r>
+              <w:t>{{ score_07 }}</w:t>
+            </w:r>
           </w:p>
         </w:tc>
       </w:tr>
@@ -1488,9 +1485,9 @@
             <w:tcW w:w="1047" w:type="dxa"/>
           </w:tcPr>
           <w:p>
-            <w:pPr>
-              <w:pStyle w:val="NoSpacing"/>
-            </w:pPr>
+            <w:r>
+              <w:t>{{ score_08 }}</w:t>
+            </w:r>
           </w:p>
         </w:tc>
       </w:tr>
@@ -1566,9 +1563,9 @@
             <w:tcW w:w="1047" w:type="dxa"/>
           </w:tcPr>
           <w:p>
-            <w:pPr>
-              <w:pStyle w:val="NoSpacing"/>
-            </w:pPr>
+            <w:r>
+              <w:t>{{ score_09 }}</w:t>
+            </w:r>
           </w:p>
         </w:tc>
       </w:tr>
@@ -1692,9 +1689,9 @@
             </w:tcBorders>
           </w:tcPr>
           <w:p>
-            <w:pPr>
-              <w:pStyle w:val="NoSpacing"/>
-            </w:pPr>
+            <w:r>
+              <w:t>{{ score_10 }}</w:t>
+            </w:r>
           </w:p>
         </w:tc>
       </w:tr>
@@ -1749,9 +1746,9 @@
             <w:shd w:val="clear" w:color="auto" w:fill="FFF2CC" w:themeFill="accent4" w:themeFillTint="33"/>
           </w:tcPr>
           <w:p>
-            <w:pPr>
-              <w:pStyle w:val="NoSpacing"/>
-            </w:pPr>
+            <w:r>
+              <w:t>{{ overall_score }}</w:t>
+            </w:r>
           </w:p>
         </w:tc>
       </w:tr>
@@ -1865,15 +1862,9 @@
             <w:tcW w:w="3280" w:type="dxa"/>
           </w:tcPr>
           <w:p>
-            <w:pPr>
-              <w:pStyle w:val="NoSpacing"/>
-              <w:rPr>
-                <w:b/>
-                <w:bCs/>
-                <w:sz w:val="20"/>
-                <w:szCs w:val="20"/>
-              </w:rPr>
-            </w:pPr>
+            <w:r>
+              <w:t>{{ evaluator_name }}</w:t>
+            </w:r>
           </w:p>
         </w:tc>
         <w:tc>
@@ -1920,15 +1911,9 @@
             <w:gridSpan w:val="2"/>
           </w:tcPr>
           <w:p>
-            <w:pPr>
-              <w:pStyle w:val="NoSpacing"/>
-              <w:rPr>
-                <w:b/>
-                <w:bCs/>
-                <w:sz w:val="20"/>
-                <w:szCs w:val="20"/>
-              </w:rPr>
-            </w:pPr>
+            <w:r>
+              <w:t>{{ evaluator_designation }}</w:t>
+            </w:r>
           </w:p>
         </w:tc>
       </w:tr>
@@ -1998,72 +1983,9 @@
             <w:gridSpan w:val="5"/>
           </w:tcPr>
           <w:p>
-            <w:pPr>
-              <w:pStyle w:val="NoSpacing"/>
-              <w:rPr>
-                <w:b/>
-                <w:bCs/>
-                <w:sz w:val="20"/>
-                <w:szCs w:val="20"/>
-              </w:rPr>
-            </w:pPr>
-          </w:p>
-          <w:p>
-            <w:pPr>
-              <w:pStyle w:val="NoSpacing"/>
-              <w:rPr>
-                <w:bCs/>
-                <w:sz w:val="20"/>
-                <w:szCs w:val="20"/>
-              </w:rPr>
-            </w:pPr>
-            <w:r>
-              <w:rPr>
-                <w:bCs/>
-                <w:sz w:val="20"/>
-                <w:szCs w:val="20"/>
-              </w:rPr>
-              <w:t>……………………………………………………………………………………………………………………................</w:t>
-            </w:r>
-          </w:p>
-          <w:p>
-            <w:pPr>
-              <w:pStyle w:val="NoSpacing"/>
-              <w:rPr>
-                <w:bCs/>
-                <w:sz w:val="20"/>
-                <w:szCs w:val="20"/>
-              </w:rPr>
-            </w:pPr>
-          </w:p>
-          <w:p>
-            <w:pPr>
-              <w:pStyle w:val="NoSpacing"/>
-              <w:rPr>
-                <w:bCs/>
-                <w:sz w:val="20"/>
-                <w:szCs w:val="20"/>
-              </w:rPr>
-            </w:pPr>
-            <w:r>
-              <w:rPr>
-                <w:bCs/>
-                <w:sz w:val="20"/>
-                <w:szCs w:val="20"/>
-              </w:rPr>
-              <w:t>……………………………………………………………………………………………………………………………………</w:t>
-            </w:r>
-          </w:p>
-          <w:p>
-            <w:pPr>
-              <w:pStyle w:val="NoSpacing"/>
-              <w:rPr>
-                <w:b/>
-                <w:bCs/>
-                <w:sz w:val="20"/>
-                <w:szCs w:val="20"/>
-              </w:rPr>
-            </w:pPr>
+            <w:r>
+              <w:t>{{ evaluator_observation }}</w:t>
+            </w:r>
           </w:p>
         </w:tc>
       </w:tr>
@@ -2141,37 +2063,9 @@
             <w:gridSpan w:val="5"/>
           </w:tcPr>
           <w:p>
-            <w:pPr>
-              <w:pStyle w:val="NoSpacing"/>
-              <w:rPr>
-                <w:b/>
-                <w:bCs/>
-                <w:sz w:val="20"/>
-                <w:szCs w:val="20"/>
-              </w:rPr>
-            </w:pPr>
-          </w:p>
-          <w:p>
-            <w:pPr>
-              <w:pStyle w:val="NoSpacing"/>
-              <w:rPr>
-                <w:b/>
-                <w:bCs/>
-                <w:sz w:val="20"/>
-                <w:szCs w:val="20"/>
-              </w:rPr>
-            </w:pPr>
-          </w:p>
-          <w:p>
-            <w:pPr>
-              <w:pStyle w:val="NoSpacing"/>
-              <w:rPr>
-                <w:b/>
-                <w:bCs/>
-                <w:sz w:val="20"/>
-                <w:szCs w:val="20"/>
-              </w:rPr>
-            </w:pPr>
+            <w:r>
+              <w:t>{{ area_of_concern }}</w:t>
+            </w:r>
           </w:p>
         </w:tc>
       </w:tr>
@@ -2223,15 +2117,9 @@
             <w:gridSpan w:val="5"/>
           </w:tcPr>
           <w:p>
-            <w:pPr>
-              <w:pStyle w:val="NoSpacing"/>
-              <w:rPr>
-                <w:b/>
-                <w:bCs/>
-                <w:sz w:val="20"/>
-                <w:szCs w:val="20"/>
-              </w:rPr>
-            </w:pPr>
+            <w:r>
+              <w:t>{{ training_required }}</w:t>
+            </w:r>
           </w:p>
         </w:tc>
       </w:tr>
@@ -2277,72 +2165,9 @@
             <w:gridSpan w:val="5"/>
           </w:tcPr>
           <w:p>
-            <w:pPr>
-              <w:pStyle w:val="NoSpacing"/>
-              <w:rPr>
-                <w:b/>
-                <w:bCs/>
-                <w:sz w:val="20"/>
-                <w:szCs w:val="20"/>
-              </w:rPr>
-            </w:pPr>
-          </w:p>
-          <w:p>
-            <w:pPr>
-              <w:pStyle w:val="NoSpacing"/>
-              <w:rPr>
-                <w:bCs/>
-                <w:sz w:val="20"/>
-                <w:szCs w:val="20"/>
-              </w:rPr>
-            </w:pPr>
-            <w:r>
-              <w:rPr>
-                <w:bCs/>
-                <w:sz w:val="20"/>
-                <w:szCs w:val="20"/>
-              </w:rPr>
-              <w:t>……………………………………………………………………………………………………………………................</w:t>
-            </w:r>
-          </w:p>
-          <w:p>
-            <w:pPr>
-              <w:pStyle w:val="NoSpacing"/>
-              <w:rPr>
-                <w:bCs/>
-                <w:sz w:val="20"/>
-                <w:szCs w:val="20"/>
-              </w:rPr>
-            </w:pPr>
-          </w:p>
-          <w:p>
-            <w:pPr>
-              <w:pStyle w:val="NoSpacing"/>
-              <w:rPr>
-                <w:bCs/>
-                <w:sz w:val="20"/>
-                <w:szCs w:val="20"/>
-              </w:rPr>
-            </w:pPr>
-            <w:r>
-              <w:rPr>
-                <w:bCs/>
-                <w:sz w:val="20"/>
-                <w:szCs w:val="20"/>
-              </w:rPr>
-              <w:t>……………………………………………………………………………………………………………………………………</w:t>
-            </w:r>
-          </w:p>
-          <w:p>
-            <w:pPr>
-              <w:pStyle w:val="NoSpacing"/>
-              <w:rPr>
-                <w:b/>
-                <w:bCs/>
-                <w:sz w:val="20"/>
-                <w:szCs w:val="20"/>
-              </w:rPr>
-            </w:pPr>
+            <w:r>
+              <w:t>{{ employee_comments }}</w:t>
+            </w:r>
           </w:p>
         </w:tc>
       </w:tr>
@@ -2388,37 +2213,9 @@
             <w:gridSpan w:val="2"/>
           </w:tcPr>
           <w:p>
-            <w:pPr>
-              <w:pStyle w:val="NoSpacing"/>
-              <w:rPr>
-                <w:b/>
-                <w:bCs/>
-                <w:sz w:val="20"/>
-                <w:szCs w:val="20"/>
-              </w:rPr>
-            </w:pPr>
-          </w:p>
-          <w:p>
-            <w:pPr>
-              <w:pStyle w:val="NoSpacing"/>
-              <w:rPr>
-                <w:b/>
-                <w:bCs/>
-                <w:sz w:val="20"/>
-                <w:szCs w:val="20"/>
-              </w:rPr>
-            </w:pPr>
-          </w:p>
-          <w:p>
-            <w:pPr>
-              <w:pStyle w:val="NoSpacing"/>
-              <w:rPr>
-                <w:b/>
-                <w:bCs/>
-                <w:sz w:val="20"/>
-                <w:szCs w:val="20"/>
-              </w:rPr>
-            </w:pPr>
+            <w:r>
+              <w:t>{{ employee_signature }}</w:t>
+            </w:r>
           </w:p>
         </w:tc>
         <w:tc>
@@ -2428,35 +2225,8 @@
             <w:shd w:val="clear" w:color="auto" w:fill="F2F2F2" w:themeFill="background1" w:themeFillShade="F2"/>
           </w:tcPr>
           <w:p>
-            <w:pPr>
-              <w:spacing w:after="160" w:line="259" w:lineRule="auto"/>
-              <w:rPr>
-                <w:b/>
-                <w:bCs/>
-                <w:sz w:val="8"/>
-                <w:szCs w:val="20"/>
-                <w:lang w:val="en-GB"/>
-              </w:rPr>
-            </w:pPr>
-          </w:p>
-          <w:p>
-            <w:pPr>
-              <w:pStyle w:val="NoSpacing"/>
-              <w:rPr>
-                <w:b/>
-                <w:bCs/>
-                <w:sz w:val="20"/>
-                <w:szCs w:val="20"/>
-              </w:rPr>
-            </w:pPr>
-            <w:r>
-              <w:rPr>
-                <w:b/>
-                <w:bCs/>
-                <w:sz w:val="20"/>
-                <w:szCs w:val="20"/>
-              </w:rPr>
-              <w:t>Date:</w:t>
+            <w:r>
+              <w:t>{{ employee_sign_date }}</w:t>
             </w:r>
           </w:p>
         </w:tc>
@@ -2521,26 +2291,9 @@
             <w:gridSpan w:val="2"/>
           </w:tcPr>
           <w:p>
-            <w:pPr>
-              <w:pStyle w:val="NoSpacing"/>
-              <w:rPr>
-                <w:b/>
-                <w:bCs/>
-                <w:sz w:val="20"/>
-                <w:szCs w:val="20"/>
-              </w:rPr>
-            </w:pPr>
-          </w:p>
-          <w:p>
-            <w:pPr>
-              <w:pStyle w:val="NoSpacing"/>
-              <w:rPr>
-                <w:b/>
-                <w:bCs/>
-                <w:sz w:val="20"/>
-                <w:szCs w:val="20"/>
-              </w:rPr>
-            </w:pPr>
+            <w:r>
+              <w:t>{{ evaluator_signature }}</w:t>
+            </w:r>
           </w:p>
         </w:tc>
         <w:tc>
@@ -2550,34 +2303,8 @@
             <w:shd w:val="clear" w:color="auto" w:fill="F2F2F2" w:themeFill="background1" w:themeFillShade="F2"/>
           </w:tcPr>
           <w:p>
-            <w:pPr>
-              <w:pStyle w:val="NoSpacing"/>
-              <w:rPr>
-                <w:b/>
-                <w:bCs/>
-                <w:sz w:val="20"/>
-                <w:szCs w:val="20"/>
-              </w:rPr>
-            </w:pPr>
-          </w:p>
-          <w:p>
-            <w:pPr>
-              <w:pStyle w:val="NoSpacing"/>
-              <w:rPr>
-                <w:b/>
-                <w:bCs/>
-                <w:sz w:val="20"/>
-                <w:szCs w:val="20"/>
-              </w:rPr>
-            </w:pPr>
-            <w:r>
-              <w:rPr>
-                <w:b/>
-                <w:bCs/>
-                <w:sz w:val="20"/>
-                <w:szCs w:val="20"/>
-              </w:rPr>
-              <w:t>Date:</w:t>
+            <w:r>
+              <w:t>{{ evaluator_sign_date }}</w:t>
             </w:r>
           </w:p>
         </w:tc>
@@ -2689,26 +2416,9 @@
             <w:tcW w:w="7351" w:type="dxa"/>
           </w:tcPr>
           <w:p>
-            <w:pPr>
-              <w:pStyle w:val="NoSpacing"/>
-              <w:rPr>
-                <w:b/>
-                <w:bCs/>
-                <w:sz w:val="20"/>
-                <w:szCs w:val="20"/>
-              </w:rPr>
-            </w:pPr>
-          </w:p>
-          <w:p>
-            <w:pPr>
-              <w:pStyle w:val="NoSpacing"/>
-              <w:rPr>
-                <w:b/>
-                <w:bCs/>
-                <w:sz w:val="20"/>
-                <w:szCs w:val="20"/>
-              </w:rPr>
-            </w:pPr>
+            <w:r>
+              <w:t>{{ concern_incharge_name }}</w:t>
+            </w:r>
           </w:p>
         </w:tc>
       </w:tr>
@@ -2817,141 +2527,9 @@
             <w:tcW w:w="7351" w:type="dxa"/>
           </w:tcPr>
           <w:p>
-            <w:pPr>
-              <w:pStyle w:val="NoSpacing"/>
-              <w:rPr>
-                <w:bCs/>
-                <w:sz w:val="20"/>
-                <w:szCs w:val="20"/>
-              </w:rPr>
-            </w:pPr>
-          </w:p>
-          <w:p>
-            <w:pPr>
-              <w:pStyle w:val="NoSpacing"/>
-              <w:rPr>
-                <w:bCs/>
-                <w:sz w:val="20"/>
-                <w:szCs w:val="20"/>
-              </w:rPr>
-            </w:pPr>
-            <w:r>
-              <w:rPr>
-                <w:bCs/>
-                <w:sz w:val="20"/>
-                <w:szCs w:val="20"/>
-              </w:rPr>
-              <w:t>……………………………………………………………………………………………………………………................</w:t>
-            </w:r>
-          </w:p>
-          <w:p>
-            <w:pPr>
-              <w:pStyle w:val="NoSpacing"/>
-              <w:rPr>
-                <w:bCs/>
-                <w:sz w:val="20"/>
-                <w:szCs w:val="20"/>
-              </w:rPr>
-            </w:pPr>
-          </w:p>
-          <w:p>
-            <w:pPr>
-              <w:pStyle w:val="NoSpacing"/>
-              <w:rPr>
-                <w:bCs/>
-                <w:sz w:val="20"/>
-                <w:szCs w:val="20"/>
-              </w:rPr>
-            </w:pPr>
-            <w:r>
-              <w:rPr>
-                <w:bCs/>
-                <w:sz w:val="20"/>
-                <w:szCs w:val="20"/>
-              </w:rPr>
-              <w:t>……………………………………………………………………………………………………………………………………</w:t>
-            </w:r>
-          </w:p>
-          <w:p>
-            <w:pPr>
-              <w:pStyle w:val="NoSpacing"/>
-              <w:rPr>
-                <w:bCs/>
-                <w:sz w:val="14"/>
-                <w:szCs w:val="20"/>
-              </w:rPr>
-            </w:pPr>
-          </w:p>
-          <w:p>
-            <w:pPr>
-              <w:pStyle w:val="NoSpacing"/>
-              <w:rPr>
-                <w:bCs/>
-                <w:sz w:val="20"/>
-                <w:szCs w:val="20"/>
-              </w:rPr>
-            </w:pPr>
-            <w:r>
-              <w:rPr>
-                <w:bCs/>
-                <w:sz w:val="20"/>
-                <w:szCs w:val="20"/>
-              </w:rPr>
-              <w:t>…………………………………………………………..</w:t>
-            </w:r>
-            <w:r>
-              <w:rPr>
-                <w:b/>
-                <w:bCs/>
-                <w:sz w:val="20"/>
-                <w:szCs w:val="20"/>
-              </w:rPr>
-              <w:t>Signature:</w:t>
-            </w:r>
-            <w:r>
-              <w:rPr>
-                <w:b/>
-                <w:bCs/>
-                <w:sz w:val="20"/>
-                <w:szCs w:val="20"/>
-              </w:rPr>
-              <w:t xml:space="preserve"> </w:t>
-            </w:r>
-            <w:r>
-              <w:rPr>
-                <w:bCs/>
-                <w:sz w:val="20"/>
-                <w:szCs w:val="20"/>
-              </w:rPr>
-              <w:t>……………………</w:t>
-            </w:r>
-            <w:r>
-              <w:rPr>
-                <w:bCs/>
-                <w:sz w:val="20"/>
-                <w:szCs w:val="20"/>
-              </w:rPr>
-              <w:t>..</w:t>
-            </w:r>
-            <w:r>
-              <w:rPr>
-                <w:bCs/>
-                <w:sz w:val="20"/>
-                <w:szCs w:val="20"/>
-              </w:rPr>
-              <w:t>………………................</w:t>
-            </w:r>
-          </w:p>
-          <w:p>
-            <w:pPr>
-              <w:pStyle w:val="NoSpacing"/>
-              <w:rPr>
-                <w:b/>
-                <w:bCs/>
-                <w:sz w:val="12"/>
-                <w:szCs w:val="20"/>
-              </w:rPr>
-            </w:pPr>
+            <w:r>
+              <w:t>{{ incharge_comments }}</w:t>
+            </w:r>
           </w:p>
         </w:tc>
       </w:tr>
@@ -3040,142 +2618,8 @@
             <w:tcW w:w="7351" w:type="dxa"/>
           </w:tcPr>
           <w:p>
-            <w:pPr>
-              <w:pStyle w:val="NoSpacing"/>
-              <w:rPr>
-                <w:bCs/>
-                <w:sz w:val="20"/>
-                <w:szCs w:val="20"/>
-              </w:rPr>
-            </w:pPr>
-          </w:p>
-          <w:p>
-            <w:pPr>
-              <w:pStyle w:val="NoSpacing"/>
-              <w:rPr>
-                <w:bCs/>
-                <w:sz w:val="20"/>
-                <w:szCs w:val="20"/>
-              </w:rPr>
-            </w:pPr>
-            <w:r>
-              <w:rPr>
-                <w:bCs/>
-                <w:sz w:val="20"/>
-                <w:szCs w:val="20"/>
-              </w:rPr>
-              <w:t>……………………………………………………………………………………………………………………................</w:t>
-            </w:r>
-          </w:p>
-          <w:p>
-            <w:pPr>
-              <w:pStyle w:val="NoSpacing"/>
-              <w:rPr>
-                <w:bCs/>
-                <w:sz w:val="20"/>
-                <w:szCs w:val="20"/>
-              </w:rPr>
-            </w:pPr>
-          </w:p>
-          <w:p>
-            <w:pPr>
-              <w:pStyle w:val="NoSpacing"/>
-              <w:rPr>
-                <w:bCs/>
-                <w:sz w:val="20"/>
-                <w:szCs w:val="20"/>
-              </w:rPr>
-            </w:pPr>
-            <w:r>
-              <w:rPr>
-                <w:bCs/>
-                <w:sz w:val="20"/>
-                <w:szCs w:val="20"/>
-              </w:rPr>
-              <w:t>……………………………………………………………………………………………………………………………………</w:t>
-            </w:r>
-          </w:p>
-          <w:p>
-            <w:pPr>
-              <w:pStyle w:val="NoSpacing"/>
-              <w:rPr>
-                <w:bCs/>
-                <w:sz w:val="20"/>
-                <w:szCs w:val="20"/>
-              </w:rPr>
-            </w:pPr>
-          </w:p>
-          <w:p>
-            <w:pPr>
-              <w:pStyle w:val="NoSpacing"/>
-              <w:rPr>
-                <w:bCs/>
-                <w:sz w:val="20"/>
-                <w:szCs w:val="20"/>
-              </w:rPr>
-            </w:pPr>
-            <w:r>
-              <w:rPr>
-                <w:bCs/>
-                <w:sz w:val="20"/>
-                <w:szCs w:val="20"/>
-              </w:rPr>
-              <w:t>……………………………………………………………</w:t>
-            </w:r>
-            <w:r>
-              <w:rPr>
-                <w:b/>
-                <w:bCs/>
-                <w:sz w:val="20"/>
-                <w:szCs w:val="20"/>
-              </w:rPr>
-              <w:t>Signature:</w:t>
-            </w:r>
-            <w:r>
-              <w:rPr>
-                <w:b/>
-                <w:bCs/>
-                <w:sz w:val="20"/>
-                <w:szCs w:val="20"/>
-              </w:rPr>
-              <w:t xml:space="preserve"> </w:t>
-            </w:r>
-            <w:r>
-              <w:rPr>
-                <w:bCs/>
-                <w:sz w:val="20"/>
-                <w:szCs w:val="20"/>
-              </w:rPr>
-              <w:t>………………………………………................</w:t>
-            </w:r>
-          </w:p>
-          <w:p>
-            <w:pPr>
-              <w:pStyle w:val="NoSpacing"/>
-              <w:rPr>
-                <w:bCs/>
-                <w:sz w:val="20"/>
-                <w:szCs w:val="20"/>
-              </w:rPr>
-            </w:pPr>
-          </w:p>
-          <w:p>
-            <w:pPr>
-              <w:pStyle w:val="NoSpacing"/>
-              <w:rPr>
-                <w:bCs/>
-                <w:sz w:val="20"/>
-                <w:szCs w:val="20"/>
-              </w:rPr>
-            </w:pPr>
-            <w:r>
-              <w:rPr>
-                <w:b/>
-                <w:bCs/>
-                <w:sz w:val="20"/>
-                <w:szCs w:val="20"/>
-              </w:rPr>
-              <w:tab/>
+            <w:r>
+              <w:t>{{ gm_remarks }}</w:t>
             </w:r>
           </w:p>
         </w:tc>
@@ -3236,200 +2680,9 @@
             <w:shd w:val="clear" w:color="auto" w:fill="FFFFFF" w:themeFill="background1"/>
           </w:tcPr>
           <w:p>
-            <w:pPr>
-              <w:pStyle w:val="ListParagraph"/>
-              <w:ind w:left="0"/>
-              <w:rPr>
-                <w:b/>
-                <w:bCs/>
-                <w:sz w:val="20"/>
-                <w:szCs w:val="20"/>
-                <w:u w:val="single"/>
-              </w:rPr>
-            </w:pPr>
-            <w:r>
-              <w:rPr>
-                <w:b/>
-                <w:bCs/>
-                <w:sz w:val="20"/>
-                <w:szCs w:val="20"/>
-                <w:u w:val="single"/>
-              </w:rPr>
-              <w:t>H</w:t>
-            </w:r>
-            <w:r>
-              <w:rPr>
-                <w:b/>
-                <w:bCs/>
-                <w:sz w:val="20"/>
-                <w:szCs w:val="20"/>
-                <w:u w:val="single"/>
-              </w:rPr>
-              <w:t>R</w:t>
-            </w:r>
-            <w:r>
-              <w:rPr>
-                <w:b/>
-                <w:bCs/>
-                <w:sz w:val="20"/>
-                <w:szCs w:val="20"/>
-                <w:u w:val="single"/>
-              </w:rPr>
-              <w:t xml:space="preserve"> </w:t>
-            </w:r>
-            <w:r>
-              <w:rPr>
-                <w:b/>
-                <w:bCs/>
-                <w:sz w:val="20"/>
-                <w:szCs w:val="20"/>
-                <w:u w:val="single"/>
-              </w:rPr>
-              <w:t>remarks</w:t>
-            </w:r>
-            <w:r>
-              <w:rPr>
-                <w:b/>
-                <w:bCs/>
-                <w:sz w:val="20"/>
-                <w:szCs w:val="20"/>
-                <w:u w:val="single"/>
-              </w:rPr>
-              <w:t>/com</w:t>
-            </w:r>
-            <w:r>
-              <w:rPr>
-                <w:b/>
-                <w:bCs/>
-                <w:sz w:val="20"/>
-                <w:szCs w:val="20"/>
-                <w:u w:val="single"/>
-              </w:rPr>
-              <w:t>m</w:t>
-            </w:r>
-            <w:r>
-              <w:rPr>
-                <w:b/>
-                <w:bCs/>
-                <w:sz w:val="20"/>
-                <w:szCs w:val="20"/>
-                <w:u w:val="single"/>
-              </w:rPr>
-              <w:t>ents</w:t>
-            </w:r>
-            <w:r>
-              <w:rPr>
-                <w:b/>
-                <w:bCs/>
-                <w:sz w:val="20"/>
-                <w:szCs w:val="20"/>
-                <w:u w:val="single"/>
-              </w:rPr>
-              <w:t>:</w:t>
-            </w:r>
-          </w:p>
-          <w:p>
-            <w:pPr>
-              <w:pStyle w:val="ListParagraph"/>
-              <w:ind w:left="0"/>
-              <w:rPr>
-                <w:b/>
-                <w:bCs/>
-              </w:rPr>
-            </w:pPr>
-          </w:p>
-          <w:p>
-            <w:pPr>
-              <w:pStyle w:val="ListParagraph"/>
-              <w:ind w:left="0"/>
-              <w:rPr>
-                <w:b/>
-                <w:bCs/>
-              </w:rPr>
-            </w:pPr>
-          </w:p>
-          <w:p>
-            <w:pPr>
-              <w:pStyle w:val="ListParagraph"/>
-              <w:ind w:left="0"/>
-              <w:rPr>
-                <w:b/>
-                <w:bCs/>
-              </w:rPr>
-            </w:pPr>
-          </w:p>
-          <w:p>
-            <w:pPr>
-              <w:pStyle w:val="ListParagraph"/>
-              <w:ind w:left="0"/>
-              <w:rPr>
-                <w:b/>
-                <w:bCs/>
-                <w:sz w:val="20"/>
-                <w:szCs w:val="20"/>
-                <w:u w:val="single"/>
-              </w:rPr>
-            </w:pPr>
-            <w:r>
-              <w:rPr>
-                <w:b/>
-                <w:bCs/>
-                <w:sz w:val="20"/>
-                <w:szCs w:val="20"/>
-                <w:u w:val="single"/>
-              </w:rPr>
-              <w:t xml:space="preserve">HR </w:t>
-            </w:r>
-            <w:r>
-              <w:rPr>
-                <w:b/>
-                <w:bCs/>
-                <w:sz w:val="20"/>
-                <w:szCs w:val="20"/>
-                <w:u w:val="single"/>
-              </w:rPr>
-              <w:t xml:space="preserve">Name &amp; </w:t>
-            </w:r>
-            <w:r>
-              <w:rPr>
-                <w:b/>
-                <w:bCs/>
-                <w:sz w:val="20"/>
-                <w:szCs w:val="20"/>
-                <w:u w:val="single"/>
-              </w:rPr>
-              <w:t>Signatu</w:t>
-            </w:r>
-            <w:r>
-              <w:rPr>
-                <w:b/>
-                <w:bCs/>
-                <w:sz w:val="20"/>
-                <w:szCs w:val="20"/>
-                <w:u w:val="single"/>
-              </w:rPr>
-              <w:t>r</w:t>
-            </w:r>
-            <w:r>
-              <w:rPr>
-                <w:b/>
-                <w:bCs/>
-                <w:sz w:val="20"/>
-                <w:szCs w:val="20"/>
-                <w:u w:val="single"/>
-              </w:rPr>
-              <w:t>e:</w:t>
-            </w:r>
-          </w:p>
-          <w:p>
-            <w:pPr>
-              <w:pStyle w:val="ListParagraph"/>
-              <w:ind w:left="0"/>
-              <w:rPr>
-                <w:b/>
-                <w:bCs/>
-              </w:rPr>
-            </w:pPr>
+            <w:r>
+              <w:t>{{ hr_remarks }}</w:t>
+            </w:r>
           </w:p>
         </w:tc>
       </w:tr>
